--- a/docs/docx/hodatajstvo_zavershenie_gr.docx
+++ b/docs/docx/hodatajstvo_zavershenie_gr.docx
@@ -20,7 +20,7 @@
     <w:p/>
     <w:p>
       <w:r>
-        <w:t>Заявитель: {{ФИО_УПРАВЛЯЮЩЕГО}}, {{ВИД_УПРАВЛЯЮЩЕГО}} {{ДОЛЖНИК_НАИМЕНОВАНИЕ}}, член {{СРО}}, ИНН {{ИНН_УПРАВЛЯЮЩЕГО}}, рег. номер в сводном реестре {{РЕГ_НОМЕР_АУ}}, адрес для корреспонденции: {{АДРЕС_АУ}}, тел. {{ТЕЛ_АУ}}, e-mail {{EMAIL_АУ}}</w:t>
+        <w:t>Заявитель: {{ФИО_УПРАВЛЯЮЩЕГО}}, {{ВИД_УПРАВЛЯЮЩЕГО}} {{ДОЛЖНИК_НАИМЕНОВАНИЕ}}, член СРО: {{СРО}}, ИНН {{ИНН_УПРАВЛЯЮЩЕГО}}, рег. номер в сводном реестре {{РЕГ_НОМЕР_АУ}}, адрес для корреспонденции: {{АДРЕС_АУ}}, тел. {{ТЕЛ_АУ}}, e-mail {{EMAIL_АУ}}</w:t>
       </w:r>
     </w:p>
     <w:p/>
@@ -45,7 +45,7 @@
     <w:p/>
     <w:p>
       <w:r>
-        <w:t>Определением (решением) {{СУД}} от {{ДАТА_СУДЕБНОГО_АКТА}} по делу № {{НОМЕР_ДЕЛА}} в отношении {{ДОЛЖНИК_НАИМЕНОВАНИЕ}} (ИНН {{ДОЛЖНИК_ИНН}}, ОГРН/СНИЛС {{ДОЛЖНИК_ОГРН_СНИЛС}}, адрес: {{ДОЛЖНИК_АДРЕС}}) введена процедура {{ПРОЦЕДУРА}}, {{ВИД_УПРАВЛЯЮЩЕГО}} утверждён(а) {{ФИО_УПРАВЛЯЮЩЕГО}}.</w:t>
+        <w:t>Определением (решением) {{СУД}} от {{ДАТА_СУДЕБНОГО_АКТА}} по делу № {{НОМЕР_ДЕЛА}} в отношении {{ДОЛЖНИК_НАИМЕНОВАНИЕ}} (ИНН {{ДОЛЖНИК_ИНН}}, ОГРН/СНИЛС {{ДОЛЖНИК_ОГРН_СНИЛС}}, адрес: {{ДОЛЖНИК_АДРЕС}}) введена процедура банкротства: {{ПРОЦЕДУРА}}; управляющим утверждён(а) {{ФИО_УПРАВЛЯЮЩЕГО}}.</w:t>
       </w:r>
     </w:p>
     <w:p/>

--- a/docs/docx/hodatajstvo_zavershenie_gr.docx
+++ b/docs/docx/hodatajstvo_zavershenie_gr.docx
@@ -51,7 +51,13 @@
     <w:p/>
     <w:p>
       <w:r>
-        <w:t>Мероприятия процедуры выполнены: имущество {{РЕЗУЛЬТАТ_РЕАЛИЗАЦИИ}}, требования кредиторов погашены на {{ПРОЦЕНТ_ПОГАШЕНИЯ}}%. Обстоятельств, препятствующих освобождению гражданина от обязательств (п. 4 ст. 213.28 127-ФЗ), {{ВЫЯВЛЕНЫ_НЕ_ВЫЯВЛЕНЫ}}: {{ОБСТОЯТЕЛЬСТВА}}.</w:t>
+        <w:t>Основание для завершения процедуры: {{ОСНОВАНИЕ_ЗАВЕРШЕНИЯ}}. Имущество {{РЕЗУЛЬТАТ_РЕАЛИЗАЦИИ}}, требования кредиторов погашены на {{ПРОЦЕНТ_ПОГАШЕНИЯ}}%. Обстоятельств, препятствующих освобождению гражданина от обязательств (п. 4 ст. 213.28 127-ФЗ), {{ВЫЯВЛЕНЫ_НЕ_ВЫЯВЛЕНЫ}}: {{ОБСТОЯТЕЛЬСТВА}}.</w:t>
+      </w:r>
+    </w:p>
+    <w:p/>
+    <w:p>
+      <w:r>
+        <w:t>При освобождении гражданина от обязательств сохраняют силу и могут быть предъявлены после завершения процедуры требования по текущим платежам, о возмещении вреда, причинённого жизни или здоровью, о выплате заработной платы и выходного пособия, о возмещении морального вреда, о взыскании алиментов, а также иные требования, неразрывно связанные с личностью кредитора (п. 5 ст. 213.28 127-ФЗ); требования о привлечении к субсидиарной ответственности, о возмещении убытков и вреда имуществу, причинённых умышленно или по грубой неосторожности, и о применении последствий недействительности сделки, признанной недействительной по ст. 61.2 или 61.3 127-ФЗ (п. 6 ст. 213.28 127-ФЗ).</w:t>
       </w:r>
     </w:p>
     <w:p/>
@@ -72,7 +78,7 @@
     </w:p>
     <w:p>
       <w:r>
-        <w:t>3. {{ОСВОБОДИТЬ_ИЛИ_НЕ_ПРИМЕНЯТЬ}} правила об освобождении от исполнения обязательств.</w:t>
+        <w:t>3. {{ОСВОБОДИТЬ_ИЛИ_НЕ_ПРИМЕНЯТЬ}}.</w:t>
       </w:r>
     </w:p>
     <w:p>
@@ -117,7 +123,7 @@
     <w:p/>
     <w:p>
       <w:r>
-        <w:t>«__» __________ 20__ г.</w:t>
+        <w:t>{{ДАТА}}</w:t>
       </w:r>
     </w:p>
     <w:p/>

--- a/docs/docx/hodatajstvo_zavershenie_gr.docx
+++ b/docs/docx/hodatajstvo_zavershenie_gr.docx
@@ -26,7 +26,22 @@
     <w:p/>
     <w:p>
       <w:r>
-        <w:t>Должник: {{ДОЛЖНИК_НАИМЕНОВАНИЕ}} (ИНН {{ДОЛЖНИК_ИНН}}, ОГРН/СНИЛС {{ДОЛЖНИК_ОГРН_СНИЛС}}, адрес: {{ДОЛЖНИК_АДРЕС}})</w:t>
+        <w:t>Должник: {{ДОЛЖНИК_НАИМЕНОВАНИЕ}} (ИНН {{ДОЛЖНИК_ИНН}}, ОГРН/ОГРНИП {{ДОЛЖНИК_ОГРН}}, адрес: {{ДОЛЖНИК_АДРЕС}})</w:t>
+      </w:r>
+    </w:p>
+    <w:p>
+      <w:r>
+        <w:t>{{#if debtor_is_person}}</w:t>
+      </w:r>
+    </w:p>
+    <w:p>
+      <w:r>
+        <w:t>Должник-гражданин: дата рождения {{ДОЛЖНИК_ДАТА_РОЖДЕНИЯ}}, место рождения {{ДОЛЖНИК_МЕСТО_РОЖДЕНИЯ}}, СНИЛС {{ДОЛЖНИК_СНИЛС}}.</w:t>
+      </w:r>
+    </w:p>
+    <w:p>
+      <w:r>
+        <w:t>{{/if}}</w:t>
       </w:r>
     </w:p>
     <w:p/>
@@ -45,7 +60,7 @@
     <w:p/>
     <w:p>
       <w:r>
-        <w:t>Определением (решением) {{СУД}} от {{ДАТА_СУДЕБНОГО_АКТА}} по делу № {{НОМЕР_ДЕЛА}} в отношении {{ДОЛЖНИК_НАИМЕНОВАНИЕ}} (ИНН {{ДОЛЖНИК_ИНН}}, ОГРН/СНИЛС {{ДОЛЖНИК_ОГРН_СНИЛС}}, адрес: {{ДОЛЖНИК_АДРЕС}}) введена процедура банкротства: {{ПРОЦЕДУРА}}; управляющим утверждён(а) {{ФИО_УПРАВЛЯЮЩЕГО}}.</w:t>
+        <w:t>Определением (решением) {{СУД}} от {{ДАТА_СУДЕБНОГО_АКТА}} по делу № {{НОМЕР_ДЕЛА}} в отношении {{ДОЛЖНИК_НАИМЕНОВАНИЕ}} (ИНН {{ДОЛЖНИК_ИНН}}, ОГРН/ОГРНИП {{ДОЛЖНИК_ОГРН}}, адрес: {{ДОЛЖНИК_АДРЕС}}) введена процедура банкротства: {{ПРОЦЕДУРА}}; управляющим утверждён(а) {{ФИО_УПРАВЛЯЮЩЕГО}}.</w:t>
       </w:r>
     </w:p>
     <w:p/>

--- a/docs/docx/hodatajstvo_zavershenie_gr.docx
+++ b/docs/docx/hodatajstvo_zavershenie_gr.docx
@@ -26,7 +26,7 @@
     <w:p/>
     <w:p>
       <w:r>
-        <w:t>Должник: {{ДОЛЖНИК_НАИМЕНОВАНИЕ}} (ИНН {{ДОЛЖНИК_ИНН}}, ОГРН/ОГРНИП {{ДОЛЖНИК_ОГРН}}, адрес: {{ДОЛЖНИК_АДРЕС}})</w:t>
+        <w:t>Должник: {{ДОЛЖНИК_НАИМЕНОВАНИЕ}} (ИНН {{ДОЛЖНИК_ИНН}}{{#if ДОЛЖНИК_ОГРН}}, ОГРН/ОГРНИП {{ДОЛЖНИК_ОГРН}}{{/if}}, адрес: {{ДОЛЖНИК_АДРЕС}})</w:t>
       </w:r>
     </w:p>
     <w:p>
@@ -36,7 +36,7 @@
     </w:p>
     <w:p>
       <w:r>
-        <w:t>Должник-гражданин: дата рождения {{ДОЛЖНИК_ДАТА_РОЖДЕНИЯ}}, место рождения {{ДОЛЖНИК_МЕСТО_РОЖДЕНИЯ}}, СНИЛС {{ДОЛЖНИК_СНИЛС}}.</w:t>
+        <w:t>Должник-гражданин: дата рождения {{ДОЛЖНИК_ДАТА_РОЖДЕНИЯ}}, место рождения {{ДОЛЖНИК_МЕСТО_РОЖДЕНИЯ}}{{#if ДОЛЖНИК_СНИЛС}}, СНИЛС {{ДОЛЖНИК_СНИЛС}}{{/if}}.</w:t>
       </w:r>
     </w:p>
     <w:p>
@@ -60,7 +60,7 @@
     <w:p/>
     <w:p>
       <w:r>
-        <w:t>Определением (решением) {{СУД}} от {{ДАТА_СУДЕБНОГО_АКТА}} по делу № {{НОМЕР_ДЕЛА}} в отношении {{ДОЛЖНИК_НАИМЕНОВАНИЕ}} (ИНН {{ДОЛЖНИК_ИНН}}, ОГРН/ОГРНИП {{ДОЛЖНИК_ОГРН}}, адрес: {{ДОЛЖНИК_АДРЕС}}) введена процедура банкротства: {{ПРОЦЕДУРА}}; управляющим утверждён(а) {{ФИО_УПРАВЛЯЮЩЕГО}}.</w:t>
+        <w:t>Определением (решением) {{СУД}} от {{ДАТА_СУДЕБНОГО_АКТА}} по делу № {{НОМЕР_ДЕЛА}} в отношении {{ДОЛЖНИК_НАИМЕНОВАНИЕ}} (ИНН {{ДОЛЖНИК_ИНН}}{{#if ДОЛЖНИК_ОГРН}}, ОГРН/ОГРНИП {{ДОЛЖНИК_ОГРН}}{{/if}}, адрес: {{ДОЛЖНИК_АДРЕС}}) введена процедура банкротства: {{ПРОЦЕДУРА}}; управляющим утверждён(а) {{ФИО_УПРАВЛЯЮЩЕГО}}.</w:t>
       </w:r>
     </w:p>
     <w:p/>

--- a/docs/docx/hodatajstvo_zavershenie_gr.docx
+++ b/docs/docx/hodatajstvo_zavershenie_gr.docx
@@ -120,7 +120,7 @@
     </w:p>
     <w:p>
       <w:r>
-        <w:t>2. {{ИНЫЕ_ПРИЛОЖЕНИЯ}}</w:t>
+        <w:t>{{#if ИНЫЕ_ПРИЛОЖЕНИЯ}}2. {{ИНЫЕ_ПРИЛОЖЕНИЯ}}{{/if}}</w:t>
       </w:r>
     </w:p>
     <w:p/>

--- a/docs/docx/hodatajstvo_zavershenie_gr.docx
+++ b/docs/docx/hodatajstvo_zavershenie_gr.docx
@@ -47,6 +47,7 @@
     <w:p/>
     <w:p>
       <w:pPr>
+        <w:keepNext/>
         <w:jc w:val="center"/>
       </w:pPr>
       <w:r>
@@ -77,6 +78,9 @@
     </w:p>
     <w:p/>
     <w:p>
+      <w:pPr>
+        <w:keepNext/>
+      </w:pPr>
       <w:r>
         <w:t>Прошу:</w:t>
       </w:r>
@@ -109,42 +113,89 @@
     </w:p>
     <w:p/>
     <w:p>
+      <w:pPr>
+        <w:keepNext/>
+        <w:keepLines/>
+      </w:pPr>
+      <w:r>
+        <w:t>К отчёту прилагаются: документы о продаже имущества, реестр требований с указанием погашенных сумм.</w:t>
+      </w:r>
+    </w:p>
+    <w:p>
+      <w:pPr>
+        <w:keepNext/>
+        <w:keepLines/>
+      </w:pPr>
+    </w:p>
+    <w:p>
+      <w:pPr>
+        <w:keepNext/>
+        <w:keepLines/>
+      </w:pPr>
       <w:r>
         <w:t>Приложения:</w:t>
       </w:r>
     </w:p>
     <w:p>
+      <w:pPr>
+        <w:keepNext/>
+        <w:keepLines/>
+      </w:pPr>
       <w:r>
-        <w:t>1. Документ, подтверждающий направление копии лицам, участвующим в деле.</w:t>
+        <w:t>1. Документ, подтверждающий направление копии лицам, участвующим в деле{{#if ПРИЛ_1_ЛИСТОВ}} на {{ПРИЛ_1_ЛИСТОВ}} л.{{/if}} в {{ПРИЛ_1_ЭКЗ}} экз.</w:t>
       </w:r>
     </w:p>
     <w:p>
+      <w:pPr>
+        <w:keepNext/>
+        <w:keepLines/>
+      </w:pPr>
       <w:r>
         <w:t>{{#if ИНЫЕ_ПРИЛОЖЕНИЯ}}2. {{ИНЫЕ_ПРИЛОЖЕНИЯ}}{{/if}}</w:t>
       </w:r>
     </w:p>
-    <w:p/>
     <w:p>
+      <w:pPr>
+        <w:keepNext/>
+        <w:keepLines/>
+      </w:pPr>
+    </w:p>
+    <w:p>
+      <w:pPr>
+        <w:keepNext/>
+        <w:keepLines/>
+      </w:pPr>
       <w:r>
         <w:t>{{ВИД_УПРАВЛЯЮЩЕГО}} {{ДОЛЖНИК_НАИМЕНОВАНИЕ}}</w:t>
       </w:r>
     </w:p>
-    <w:p/>
     <w:p>
+      <w:pPr>
+        <w:keepNext/>
+        <w:keepLines/>
+      </w:pPr>
+    </w:p>
+    <w:p>
+      <w:pPr>
+        <w:keepNext/>
+        <w:keepLines/>
+      </w:pPr>
       <w:r>
         <w:t>__________________ / {{ФИО_УПРАВЛЯЮЩЕГО}} /</w:t>
       </w:r>
     </w:p>
-    <w:p/>
     <w:p>
+      <w:pPr>
+        <w:keepNext/>
+        <w:keepLines/>
+      </w:pPr>
+    </w:p>
+    <w:p>
+      <w:pPr>
+        <w:keepLines/>
+      </w:pPr>
       <w:r>
         <w:t>{{ДАТА}}</w:t>
-      </w:r>
-    </w:p>
-    <w:p/>
-    <w:p>
-      <w:r>
-        <w:t>К отчёту прилагаются: документы о продаже имущества, реестр требований с указанием погашенных сумм.</w:t>
       </w:r>
     </w:p>
     <w:sectPr>
@@ -523,6 +574,7 @@
     <w:rPr>
       <w:rFonts w:ascii="Times New Roman" w:hAnsi="Times New Roman"/>
       <w:sz w:val="24"/>
+      <w:lang w:val="ru-RU" w:eastAsia="ru-RU"/>
     </w:rPr>
   </w:style>
   <w:style w:type="paragraph" w:styleId="Header">

--- a/docs/docx/hodatajstvo_zavershenie_gr.docx
+++ b/docs/docx/hodatajstvo_zavershenie_gr.docx
@@ -181,7 +181,7 @@
         <w:keepLines/>
       </w:pPr>
       <w:r>
-        <w:t>__________________ / {{ФИО_УПРАВЛЯЮЩЕГО}} /</w:t>
+        <w:t>__________________ {{ФИО_УПРАВЛЯЮЩЕГО_ИОФ}}</w:t>
       </w:r>
     </w:p>
     <w:p>
